--- a/word_reports/LP_0133_위치_706_Eartha Kitt_C'est si bon,.docx
+++ b/word_reports/LP_0133_위치_706_Eartha Kitt_C'est si bon,.docx
@@ -4,7 +4,7 @@
   <w:body>
     <w:p>
       <w:pPr>
-        <w:spacing w:after="280"/>
+        <w:spacing w:after="80"/>
       </w:pPr>
       <w:r>
         <w:rPr w:rFonts="맑은 고딕">
@@ -13,94 +13,47 @@
           <w:color w:val="1E3A8A"/>
           <w:sz w:val="30"/>
         </w:rPr>
-        <w:t>[706] Eartha Kitt - C'est si bon, Live in Tivoli</w:t>
+        <w:t>Eartha Kitt (어사 키트) - C'est si bon, Live in Tivoli</w:t>
       </w:r>
     </w:p>
     <w:p>
       <w:pPr>
-        <w:spacing w:after="320"/>
+        <w:spacing w:after="240"/>
       </w:pPr>
       <w:r>
         <w:rPr w:rFonts="맑은 고딕">
           <w:rFonts w:ascii="맑은 고딕" w:hAnsi="맑은 고딕" w:eastAsia="맑은 고딕"/>
           <w:b/>
-          <w:sz w:val="20"/>
+          <w:color w:val="4B5563"/>
+          <w:sz w:val="22"/>
         </w:rPr>
-        <w:t>■ 위치 : 706</w:t>
-        <w:br/>
-      </w:r>
-      <w:r>
-        <w:rPr w:rFonts="맑은 고딕">
-          <w:rFonts w:ascii="맑은 고딕" w:hAnsi="맑은 고딕" w:eastAsia="맑은 고딕"/>
-          <w:b/>
-          <w:sz w:val="20"/>
-        </w:rPr>
-        <w:t>■ 아티스트 : Eartha Kitt</w:t>
-        <w:br/>
-      </w:r>
-      <w:r>
-        <w:rPr w:rFonts="맑은 고딕">
-          <w:rFonts w:ascii="맑은 고딕" w:hAnsi="맑은 고딕" w:eastAsia="맑은 고딕"/>
-          <w:b/>
-          <w:sz w:val="20"/>
-        </w:rPr>
-        <w:t>■ 앨범명 : C'est si bon, Live in Tivoli</w:t>
-        <w:br/>
-      </w:r>
-      <w:r>
-        <w:rPr w:rFonts="맑은 고딕">
-          <w:rFonts w:ascii="맑은 고딕" w:hAnsi="맑은 고딕" w:eastAsia="맑은 고딕"/>
-          <w:b w:val="0"/>
-          <w:sz w:val="20"/>
-        </w:rPr>
-        <w:t>■ 음반 레이블 : Metronome</w:t>
-        <w:br/>
-      </w:r>
-      <w:r>
-        <w:rPr w:rFonts="맑은 고딕">
-          <w:rFonts w:ascii="맑은 고딕" w:hAnsi="맑은 고딕" w:eastAsia="맑은 고딕"/>
-          <w:b w:val="0"/>
-          <w:sz w:val="20"/>
-        </w:rPr>
-        <w:t>■ 발매년도 : 1968</w:t>
-        <w:br/>
-      </w:r>
-      <w:r>
-        <w:rPr w:rFonts="맑은 고딕">
-          <w:rFonts w:ascii="맑은 고딕" w:hAnsi="맑은 고딕" w:eastAsia="맑은 고딕"/>
-          <w:b w:val="0"/>
-          <w:sz w:val="20"/>
-        </w:rPr>
-        <w:t>■ 장르 : 보컬 재즈 / 카바레 음악 / 트래디셔널 팝</w:t>
-        <w:br/>
-      </w:r>
-      <w:r>
-        <w:rPr w:rFonts="맑은 고딕">
-          <w:rFonts w:ascii="맑은 고딕" w:hAnsi="맑은 고딕" w:eastAsia="맑은 고딕"/>
-          <w:b w:val="0"/>
-          <w:sz w:val="20"/>
-        </w:rPr>
-        <w:t>■ 주요 수록곡 : 1. C'est si bon</w:t>
-        <w:br/>
+        <w:t>위치 :  706</w:t>
       </w:r>
     </w:p>
     <w:p>
       <w:pPr>
-        <w:spacing w:after="160"/>
+        <w:spacing w:line="324" w:lineRule="auto" w:before="80" w:after="160"/>
       </w:pPr>
       <w:r>
         <w:rPr w:rFonts="맑은 고딕">
           <w:rFonts w:ascii="맑은 고딕" w:hAnsi="맑은 고딕" w:eastAsia="맑은 고딕"/>
           <w:b/>
           <w:color w:val="1F2937"/>
-          <w:sz w:val="24"/>
+          <w:sz w:val="22"/>
         </w:rPr>
-        <w:t>■ 음반 해설 및 감상 가이드</w:t>
+        <w:t xml:space="preserve">[음반 소개] </w:t>
+      </w:r>
+      <w:r>
+        <w:rPr w:rFonts="맑은 고딕">
+          <w:rFonts w:ascii="맑은 고딕" w:hAnsi="맑은 고딕" w:eastAsia="맑은 고딕"/>
+          <w:b w:val="0"/>
+          <w:sz w:val="21"/>
+        </w:rPr>
       </w:r>
     </w:p>
     <w:p>
       <w:pPr>
-        <w:spacing w:line="312" w:lineRule="auto" w:after="120"/>
+        <w:spacing w:line="324" w:lineRule="auto" w:after="120"/>
       </w:pPr>
       <w:r>
         <w:rPr w:rFonts="맑은 고딕">
@@ -108,51 +61,516 @@
           <w:b w:val="0"/>
           <w:sz w:val="21"/>
         </w:rPr>
-        <w:t>어사 킷(Eartha Kitt)은 독보적인 음색과 매혹적인 무대 매너로 20세기 대중음악 역사에 뚜렷한 족적을 남긴 전설적인 보컬리스트이자 카바레 아티스트입니다. 본 음반 『C'est si bon, Live in Tivoli』는 덴마크 코펜하겐의 역사적인 명소 티볼리 가든(Tivoli Gardens)에서 펼쳐진 그녀의 라이브 실황을 담아낸 명반으로, 어사 킷이 지닌 음악적 매력과 관객을 사로잡는 압도적인 무대 지배력이 완벽하게 포착되어 있습니다. 당시 유럽 무대에서 뜨거운 사랑을 받던 그녀의 전성기 기량을 생생하게 체감할 수 있는 소중한 음황 기록입니다.</w:t>
+        <w:t>도회적인 관능과 고혹적인 서정성을 동시에 품은 20세기 불멸의 디바, 어사 키트의 살아 숨 쉬는 무대 예술이 담긴 실황 명반입니다. 덴마크 코펜하겐 티볼리 가든의 낭만적인 밤공기를 배경으로, 그녀 특유의 유려한 음색과 드라마틱한 무대 장악력이 눈앞에 생생한 회화처럼 펼쳐집니다. 재즈와 카바레, 샹송의 경계를 자유로이 유영하며 관객의 숨소리마저 음악으로 승화시킨 이 앨범은 반세기가 흐른 지금까지도 가슴 벅찬 전율과 짙은 여운을 선사합니다.</w:t>
       </w:r>
     </w:p>
     <w:p>
       <w:pPr>
-        <w:spacing w:line="312" w:lineRule="auto" w:after="120"/>
+        <w:spacing w:line="324" w:lineRule="auto" w:before="200" w:after="80"/>
       </w:pPr>
+      <w:r>
+        <w:rPr w:rFonts="맑은 고딕">
+          <w:rFonts w:ascii="맑은 고딕" w:hAnsi="맑은 고딕" w:eastAsia="맑은 고딕"/>
+          <w:b/>
+          <w:color w:val="1E3A8A"/>
+          <w:sz w:val="24"/>
+        </w:rPr>
+        <w:t>1. 음반 데이터</w:t>
+      </w:r>
+    </w:p>
+    <w:p>
+      <w:pPr>
+        <w:spacing w:line="324" w:lineRule="auto" w:after="80"/>
+      </w:pPr>
+      <w:r>
+        <w:rPr w:rFonts="맑은 고딕">
+          <w:rFonts w:ascii="맑은 고딕" w:hAnsi="맑은 고딕" w:eastAsia="맑은 고딕"/>
+          <w:b w:val="0"/>
+          <w:color w:val="6B7280"/>
+          <w:sz w:val="21"/>
+        </w:rPr>
+        <w:t xml:space="preserve">· </w:t>
+      </w:r>
+      <w:r>
+        <w:rPr w:rFonts="맑은 고딕">
+          <w:rFonts w:ascii="맑은 고딕" w:hAnsi="맑은 고딕" w:eastAsia="맑은 고딕"/>
+          <w:b/>
+          <w:color w:val="1F2937"/>
+          <w:sz w:val="21"/>
+        </w:rPr>
+        <w:t xml:space="preserve">앨범명: </w:t>
+      </w:r>
       <w:r>
         <w:rPr w:rFonts="맑은 고딕">
           <w:rFonts w:ascii="맑은 고딕" w:hAnsi="맑은 고딕" w:eastAsia="맑은 고딕"/>
           <w:b w:val="0"/>
           <w:sz w:val="21"/>
         </w:rPr>
-        <w:t>어사 킷의 보컬은 특유의 스모키하면서도 날카로운 음색, 그리고 관능적인 떨림(Trill)과 그롤링(Growling) 기법으로 대표됩니다. 본 라이브 앨범에서 그녀는 특유의 드라마틱한 가창과 농익은 위트, 그리고 여러 언어를 자유자재로 구사하는 능력을 발휘하며 청중을 완벽히 매료시킵니다. 정제된 스튜디오 녹음과는 달리, 현장의 생생한 호흡과 관객의 열띤 반응이 오케스트라의 풍성한 연주와 어우러져 마치 한 편의 완성도 높은 뮤지컬이나 고급스러운 카바레 쇼를 감상하는 듯한 극적 긴장감을 선사합니다.</w:t>
+        <w:t>C'est si bon, Live in Tivoli</w:t>
       </w:r>
     </w:p>
     <w:p>
       <w:pPr>
-        <w:spacing w:line="312" w:lineRule="auto" w:after="120"/>
+        <w:spacing w:line="324" w:lineRule="auto" w:after="80"/>
       </w:pPr>
+      <w:r>
+        <w:rPr w:rFonts="맑은 고딕">
+          <w:rFonts w:ascii="맑은 고딕" w:hAnsi="맑은 고딕" w:eastAsia="맑은 고딕"/>
+          <w:b w:val="0"/>
+          <w:color w:val="6B7280"/>
+          <w:sz w:val="21"/>
+        </w:rPr>
+        <w:t xml:space="preserve">· </w:t>
+      </w:r>
+      <w:r>
+        <w:rPr w:rFonts="맑은 고딕">
+          <w:rFonts w:ascii="맑은 고딕" w:hAnsi="맑은 고딕" w:eastAsia="맑은 고딕"/>
+          <w:b/>
+          <w:color w:val="1F2937"/>
+          <w:sz w:val="21"/>
+        </w:rPr>
+        <w:t xml:space="preserve">아티스트: </w:t>
+      </w:r>
       <w:r>
         <w:rPr w:rFonts="맑은 고딕">
           <w:rFonts w:ascii="맑은 고딕" w:hAnsi="맑은 고딕" w:eastAsia="맑은 고딕"/>
           <w:b w:val="0"/>
           <w:sz w:val="21"/>
         </w:rPr>
-        <w:t>수록곡 중 단연 돋보이는 타이틀곡 「C'est si bon」은 그녀의 요염하고 치명적인 매력이 극대화된 트랙으로, 불어 가사의 뉘앙스를 세련되게 살려낸 절정의 연주를 들려줍니다. 또한 그녀의 시그니처 둔작인 「I Want to Be Evil」에서는 재치 넘치는 가사와 도발적인 가창이 돋보이며, 터키 민요를 독창적으로 재해석한 「Uska Dara」는 어사 킷의 다채로운 음악적 스펙트럼을 잘 보여줍니다. 이외에도 라이브 특유의 생동감 넘치는 즉흥성과 절정의 가창력이 앨범 전반에 걸쳐 밀도 있게 흐릅니다.</w:t>
+        <w:t>Eartha Kitt (어사 키트)</w:t>
       </w:r>
     </w:p>
     <w:p>
       <w:pPr>
-        <w:spacing w:line="312" w:lineRule="auto" w:after="120"/>
+        <w:spacing w:line="324" w:lineRule="auto" w:after="80"/>
       </w:pPr>
+      <w:r>
+        <w:rPr w:rFonts="맑은 고딕">
+          <w:rFonts w:ascii="맑은 고딕" w:hAnsi="맑은 고딕" w:eastAsia="맑은 고딕"/>
+          <w:b w:val="0"/>
+          <w:color w:val="6B7280"/>
+          <w:sz w:val="21"/>
+        </w:rPr>
+        <w:t xml:space="preserve">· </w:t>
+      </w:r>
+      <w:r>
+        <w:rPr w:rFonts="맑은 고딕">
+          <w:rFonts w:ascii="맑은 고딕" w:hAnsi="맑은 고딕" w:eastAsia="맑은 고딕"/>
+          <w:b/>
+          <w:color w:val="1F2937"/>
+          <w:sz w:val="21"/>
+        </w:rPr>
+        <w:t xml:space="preserve">발매 정보: </w:t>
+      </w:r>
       <w:r>
         <w:rPr w:rFonts="맑은 고딕">
           <w:rFonts w:ascii="맑은 고딕" w:hAnsi="맑은 고딕" w:eastAsia="맑은 고딕"/>
           <w:b w:val="0"/>
           <w:sz w:val="21"/>
         </w:rPr>
-        <w:t>아날로그 LP로 감상하는 이 실황 음반은 1960년대 말 유럽 현장의 풍부한 공간감과 입체적인 사운드를 유감없이 재현해 냅니다. 어사 킷이라는 불세출의 디바가 무대 위에서 뿜어내는 뜨거운 에너지와 시대의 낭만, 그리고 고전적 재즈 보컬의 진수를 깊이 있게 경험하고자 하는 LP 애호가들에게 높은 소장 가치를 지닌 작품입니다.</w:t>
+        <w:t>덴마크 코펜하겐의 유서 깊은 티볼리 가든 콘서트홀 실황을 담아 유럽 유수의 음반사를 통해 발매된 라이브 음반으로, 무대 위 어사 키트의 절정기 기량과 독보적인 쇼맨십을 고스란히 보존한 역사적 기록물입니다.</w:t>
+      </w:r>
+    </w:p>
+    <w:p>
+      <w:pPr>
+        <w:spacing w:line="324" w:lineRule="auto" w:after="80"/>
+      </w:pPr>
+      <w:r>
+        <w:rPr w:rFonts="맑은 고딕">
+          <w:rFonts w:ascii="맑은 고딕" w:hAnsi="맑은 고딕" w:eastAsia="맑은 고딕"/>
+          <w:b w:val="0"/>
+          <w:color w:val="6B7280"/>
+          <w:sz w:val="21"/>
+        </w:rPr>
+        <w:t xml:space="preserve">· </w:t>
+      </w:r>
+      <w:r>
+        <w:rPr w:rFonts="맑은 고딕">
+          <w:rFonts w:ascii="맑은 고딕" w:hAnsi="맑은 고딕" w:eastAsia="맑은 고딕"/>
+          <w:b/>
+          <w:color w:val="1F2937"/>
+          <w:sz w:val="21"/>
+        </w:rPr>
+        <w:t xml:space="preserve">LP 인기도(판매량): </w:t>
+      </w:r>
+      <w:r>
+        <w:rPr w:rFonts="맑은 고딕">
+          <w:rFonts w:ascii="맑은 고딕" w:hAnsi="맑은 고딕" w:eastAsia="맑은 고딕"/>
+          <w:b w:val="0"/>
+          <w:sz w:val="21"/>
+        </w:rPr>
+        <w:t>발매 당시 유럽 전역의 재즈 및 팝 애호가들 사이에서 열렬한 반응을 이끌어내며 카바레 라이브 음반으로서는 이례적인 롱셀러를 기록하였고, 오디오파일과 바이닐 컬렉터들의 찬사를 받았습니다.</w:t>
+      </w:r>
+    </w:p>
+    <w:p>
+      <w:pPr>
+        <w:spacing w:line="324" w:lineRule="auto" w:after="80"/>
+      </w:pPr>
+      <w:r>
+        <w:rPr w:rFonts="맑은 고딕">
+          <w:rFonts w:ascii="맑은 고딕" w:hAnsi="맑은 고딕" w:eastAsia="맑은 고딕"/>
+          <w:b w:val="0"/>
+          <w:color w:val="6B7280"/>
+          <w:sz w:val="21"/>
+        </w:rPr>
+        <w:t xml:space="preserve">· </w:t>
+      </w:r>
+      <w:r>
+        <w:rPr w:rFonts="맑은 고딕">
+          <w:rFonts w:ascii="맑은 고딕" w:hAnsi="맑은 고딕" w:eastAsia="맑은 고딕"/>
+          <w:b/>
+          <w:color w:val="1F2937"/>
+          <w:sz w:val="21"/>
+        </w:rPr>
+        <w:t xml:space="preserve">각종 수상경력: </w:t>
+      </w:r>
+      <w:r>
+        <w:rPr w:rFonts="맑은 고딕">
+          <w:rFonts w:ascii="맑은 고딕" w:hAnsi="맑은 고딕" w:eastAsia="맑은 고딕"/>
+          <w:b w:val="0"/>
+          <w:sz w:val="21"/>
+        </w:rPr>
+        <w:t>그래미 어워드 및 토니상, 에미상 후보에 빛나는 전방위적 거장으로서의 명성을 입증하듯, 당대 유수의 음악 비평지로부터 '무대 예술의 정수를 포착한 완벽한 실황'이라는 찬사를 받았습니다.</w:t>
+      </w:r>
+    </w:p>
+    <w:p>
+      <w:pPr>
+        <w:spacing w:line="324" w:lineRule="auto" w:before="200" w:after="80"/>
+      </w:pPr>
+      <w:r>
+        <w:rPr w:rFonts="맑은 고딕">
+          <w:rFonts w:ascii="맑은 고딕" w:hAnsi="맑은 고딕" w:eastAsia="맑은 고딕"/>
+          <w:b/>
+          <w:color w:val="1E3A8A"/>
+          <w:sz w:val="24"/>
+        </w:rPr>
+        <w:t>2. 아티스트 정보</w:t>
+      </w:r>
+    </w:p>
+    <w:p>
+      <w:pPr>
+        <w:spacing w:line="324" w:lineRule="auto" w:after="80"/>
+      </w:pPr>
+      <w:r>
+        <w:rPr w:rFonts="맑은 고딕">
+          <w:rFonts w:ascii="맑은 고딕" w:hAnsi="맑은 고딕" w:eastAsia="맑은 고딕"/>
+          <w:b w:val="0"/>
+          <w:color w:val="6B7280"/>
+          <w:sz w:val="21"/>
+        </w:rPr>
+        <w:t xml:space="preserve">· </w:t>
+      </w:r>
+      <w:r>
+        <w:rPr w:rFonts="맑은 고딕">
+          <w:rFonts w:ascii="맑은 고딕" w:hAnsi="맑은 고딕" w:eastAsia="맑은 고딕"/>
+          <w:b/>
+          <w:color w:val="1F2937"/>
+          <w:sz w:val="21"/>
+        </w:rPr>
+        <w:t xml:space="preserve">국적: </w:t>
+      </w:r>
+      <w:r>
+        <w:rPr w:rFonts="맑은 고딕">
+          <w:rFonts w:ascii="맑은 고딕" w:hAnsi="맑은 고딕" w:eastAsia="맑은 고딕"/>
+          <w:b w:val="0"/>
+          <w:sz w:val="21"/>
+        </w:rPr>
+        <w:t>미국</w:t>
+      </w:r>
+    </w:p>
+    <w:p>
+      <w:pPr>
+        <w:spacing w:line="324" w:lineRule="auto" w:after="80"/>
+      </w:pPr>
+      <w:r>
+        <w:rPr w:rFonts="맑은 고딕">
+          <w:rFonts w:ascii="맑은 고딕" w:hAnsi="맑은 고딕" w:eastAsia="맑은 고딕"/>
+          <w:b w:val="0"/>
+          <w:color w:val="6B7280"/>
+          <w:sz w:val="21"/>
+        </w:rPr>
+        <w:t xml:space="preserve">· </w:t>
+      </w:r>
+      <w:r>
+        <w:rPr w:rFonts="맑은 고딕">
+          <w:rFonts w:ascii="맑은 고딕" w:hAnsi="맑은 고딕" w:eastAsia="맑은 고딕"/>
+          <w:b/>
+          <w:color w:val="1F2937"/>
+          <w:sz w:val="21"/>
+        </w:rPr>
+        <w:t xml:space="preserve">생몰년도: </w:t>
+      </w:r>
+      <w:r>
+        <w:rPr w:rFonts="맑은 고딕">
+          <w:rFonts w:ascii="맑은 고딕" w:hAnsi="맑은 고딕" w:eastAsia="맑은 고딕"/>
+          <w:b w:val="0"/>
+          <w:sz w:val="21"/>
+        </w:rPr>
+        <w:t>1927년 1월 17일 ~ 2008년 12월 25일</w:t>
+      </w:r>
+    </w:p>
+    <w:p>
+      <w:pPr>
+        <w:spacing w:line="324" w:lineRule="auto" w:after="80"/>
+      </w:pPr>
+      <w:r>
+        <w:rPr w:rFonts="맑은 고딕">
+          <w:rFonts w:ascii="맑은 고딕" w:hAnsi="맑은 고딕" w:eastAsia="맑은 고딕"/>
+          <w:b w:val="0"/>
+          <w:color w:val="6B7280"/>
+          <w:sz w:val="21"/>
+        </w:rPr>
+        <w:t xml:space="preserve">· </w:t>
+      </w:r>
+      <w:r>
+        <w:rPr w:rFonts="맑은 고딕">
+          <w:rFonts w:ascii="맑은 고딕" w:hAnsi="맑은 고딕" w:eastAsia="맑은 고딕"/>
+          <w:b/>
+          <w:color w:val="1F2937"/>
+          <w:sz w:val="21"/>
+        </w:rPr>
+        <w:t xml:space="preserve">그룹 소속: </w:t>
+      </w:r>
+      <w:r>
+        <w:rPr w:rFonts="맑은 고딕">
+          <w:rFonts w:ascii="맑은 고딕" w:hAnsi="맑은 고딕" w:eastAsia="맑은 고딕"/>
+          <w:b w:val="0"/>
+          <w:sz w:val="21"/>
+        </w:rPr>
+        <w:t>솔로</w:t>
+      </w:r>
+    </w:p>
+    <w:p>
+      <w:pPr>
+        <w:spacing w:line="324" w:lineRule="auto" w:after="80"/>
+      </w:pPr>
+      <w:r>
+        <w:rPr w:rFonts="맑은 고딕">
+          <w:rFonts w:ascii="맑은 고딕" w:hAnsi="맑은 고딕" w:eastAsia="맑은 고딕"/>
+          <w:b w:val="0"/>
+          <w:color w:val="6B7280"/>
+          <w:sz w:val="21"/>
+        </w:rPr>
+        <w:t xml:space="preserve">· </w:t>
+      </w:r>
+      <w:r>
+        <w:rPr w:rFonts="맑은 고딕">
+          <w:rFonts w:ascii="맑은 고딕" w:hAnsi="맑은 고딕" w:eastAsia="맑은 고딕"/>
+          <w:b/>
+          <w:color w:val="1F2937"/>
+          <w:sz w:val="21"/>
+        </w:rPr>
+        <w:t xml:space="preserve">아티스트 소개: </w:t>
+      </w:r>
+      <w:r>
+        <w:rPr w:rFonts="맑은 고딕">
+          <w:rFonts w:ascii="맑은 고딕" w:hAnsi="맑은 고딕" w:eastAsia="맑은 고딕"/>
+          <w:b w:val="0"/>
+          <w:sz w:val="21"/>
+        </w:rPr>
+        <w:t>오손 웰스로부터 '세상에서 가장 매혹적인 여성'이라 헌사를 받았던 어사 키트는 특유의 나직한 고양이 같은 가르릉거림(Purr)과 드라마틱한 비브라토로 팝과 재즈, 연극계를 뒤흔든 전설적인 엔터테이너입니다. 다국어 구사를 바탕으로 한 국제적인 감각과 당당한 카리스마로 인종과 장르의 벽을 무너뜨리며 20세기 대중문화사에 독보적인 발자취를 남겼습니다.</w:t>
+      </w:r>
+    </w:p>
+    <w:p>
+      <w:pPr>
+        <w:spacing w:line="324" w:lineRule="auto" w:before="200" w:after="80"/>
+      </w:pPr>
+      <w:r>
+        <w:rPr w:rFonts="맑은 고딕">
+          <w:rFonts w:ascii="맑은 고딕" w:hAnsi="맑은 고딕" w:eastAsia="맑은 고딕"/>
+          <w:b/>
+          <w:color w:val="1E3A8A"/>
+          <w:sz w:val="24"/>
+        </w:rPr>
+        <w:t>3. 음반 상세 분석</w:t>
+      </w:r>
+    </w:p>
+    <w:p>
+      <w:pPr>
+        <w:spacing w:line="324" w:lineRule="auto" w:after="80"/>
+      </w:pPr>
+      <w:r>
+        <w:rPr w:rFonts="맑은 고딕">
+          <w:rFonts w:ascii="맑은 고딕" w:hAnsi="맑은 고딕" w:eastAsia="맑은 고딕"/>
+          <w:b w:val="0"/>
+          <w:color w:val="6B7280"/>
+          <w:sz w:val="21"/>
+        </w:rPr>
+        <w:t xml:space="preserve">· </w:t>
+      </w:r>
+      <w:r>
+        <w:rPr w:rFonts="맑은 고딕">
+          <w:rFonts w:ascii="맑은 고딕" w:hAnsi="맑은 고딕" w:eastAsia="맑은 고딕"/>
+          <w:b/>
+          <w:color w:val="1F2937"/>
+          <w:sz w:val="21"/>
+        </w:rPr>
+        <w:t xml:space="preserve">역사적 위치: </w:t>
+      </w:r>
+      <w:r>
+        <w:rPr w:rFonts="맑은 고딕">
+          <w:rFonts w:ascii="맑은 고딕" w:hAnsi="맑은 고딕" w:eastAsia="맑은 고딕"/>
+          <w:b w:val="0"/>
+          <w:sz w:val="21"/>
+        </w:rPr>
+        <w:t>스튜디오의 정제된 환경을 넘어 어사 키트라는 아티스트의 본질인 '무대 위의 마력'이 가감 없이 분출된 음반으로, 팝과 카바레 퍼포먼스가 도달할 수 있는 미학적 정점을 보여줍니다. 관객과 호흡하며 순간을 영원으로 바꾸는 라이브의 생명력을 완벽히 입증한 수작입니다.</w:t>
+      </w:r>
+    </w:p>
+    <w:p>
+      <w:pPr>
+        <w:spacing w:line="324" w:lineRule="auto" w:after="80"/>
+      </w:pPr>
+      <w:r>
+        <w:rPr w:rFonts="맑은 고딕">
+          <w:rFonts w:ascii="맑은 고딕" w:hAnsi="맑은 고딕" w:eastAsia="맑은 고딕"/>
+          <w:b w:val="0"/>
+          <w:color w:val="6B7280"/>
+          <w:sz w:val="21"/>
+        </w:rPr>
+        <w:t xml:space="preserve">· </w:t>
+      </w:r>
+      <w:r>
+        <w:rPr w:rFonts="맑은 고딕">
+          <w:rFonts w:ascii="맑은 고딕" w:hAnsi="맑은 고딕" w:eastAsia="맑은 고딕"/>
+          <w:b/>
+          <w:color w:val="1F2937"/>
+          <w:sz w:val="21"/>
+        </w:rPr>
+        <w:t xml:space="preserve">시대의 흔적(스토리텔링): </w:t>
+      </w:r>
+      <w:r>
+        <w:rPr w:rFonts="맑은 고딕">
+          <w:rFonts w:ascii="맑은 고딕" w:hAnsi="맑은 고딕" w:eastAsia="맑은 고딕"/>
+          <w:b w:val="0"/>
+          <w:sz w:val="21"/>
+        </w:rPr>
+        <w:t>격동의 시대를 지나며 자유와 낭만을 갈망하던 당대 유럽 문화계의 우아한 분위기와, 덴마크 여름밤을 수놓은 관객들의 뜨거운 갈채가 그대로 아로새겨져 있습니다. 어사 키트의 도발적이면서도 세련된 위트에 매료되어 숨을 죽이고 탄성을 내뱉던 시대의 순수한 열망이 바이닐의 소릿골에 생생히 흐릅니다.</w:t>
+      </w:r>
+    </w:p>
+    <w:p>
+      <w:pPr>
+        <w:spacing w:line="324" w:lineRule="auto" w:before="200" w:after="80"/>
+      </w:pPr>
+      <w:r>
+        <w:rPr w:rFonts="맑은 고딕">
+          <w:rFonts w:ascii="맑은 고딕" w:hAnsi="맑은 고딕" w:eastAsia="맑은 고딕"/>
+          <w:b/>
+          <w:color w:val="1E3A8A"/>
+          <w:sz w:val="24"/>
+        </w:rPr>
+        <w:t>4. 주요 수록곡 및 감상 제언</w:t>
+      </w:r>
+    </w:p>
+    <w:p>
+      <w:pPr>
+        <w:spacing w:line="324" w:lineRule="auto" w:after="80"/>
+      </w:pPr>
+      <w:r>
+        <w:rPr w:rFonts="맑은 고딕">
+          <w:rFonts w:ascii="맑은 고딕" w:hAnsi="맑은 고딕" w:eastAsia="맑은 고딕"/>
+          <w:b w:val="0"/>
+          <w:color w:val="6B7280"/>
+          <w:sz w:val="21"/>
+        </w:rPr>
+        <w:t xml:space="preserve">· </w:t>
+      </w:r>
+      <w:r>
+        <w:rPr w:rFonts="맑은 고딕">
+          <w:rFonts w:ascii="맑은 고딕" w:hAnsi="맑은 고딕" w:eastAsia="맑은 고딕"/>
+          <w:b/>
+          <w:color w:val="1F2937"/>
+          <w:sz w:val="21"/>
+        </w:rPr>
+        <w:t xml:space="preserve">주요 수록곡 특징: </w:t>
+      </w:r>
+      <w:r>
+        <w:rPr w:rFonts="맑은 고딕">
+          <w:rFonts w:ascii="맑은 고딕" w:hAnsi="맑은 고딕" w:eastAsia="맑은 고딕"/>
+          <w:b w:val="0"/>
+          <w:sz w:val="21"/>
+        </w:rPr>
+        <w:t>표제곡이자 불후의 명곡인 'C'est si bon'에서는 언어를 초월한 관능미와 능란한 완급 조절이 극치를 이루며, 카바레 샹송 넘버들과 스탠더드 팝 곡들이 어우러져 한 편의 잘 짜인 모노드라마를 감상하는 듯한 깊은 흡인력을 자아냅니다.</w:t>
+      </w:r>
+    </w:p>
+    <w:p>
+      <w:pPr>
+        <w:spacing w:line="324" w:lineRule="auto" w:after="80"/>
+      </w:pPr>
+      <w:r>
+        <w:rPr w:rFonts="맑은 고딕">
+          <w:rFonts w:ascii="맑은 고딕" w:hAnsi="맑은 고딕" w:eastAsia="맑은 고딕"/>
+          <w:b w:val="0"/>
+          <w:color w:val="6B7280"/>
+          <w:sz w:val="21"/>
+        </w:rPr>
+        <w:t xml:space="preserve">· </w:t>
+      </w:r>
+      <w:r>
+        <w:rPr w:rFonts="맑은 고딕">
+          <w:rFonts w:ascii="맑은 고딕" w:hAnsi="맑은 고딕" w:eastAsia="맑은 고딕"/>
+          <w:b/>
+          <w:color w:val="1F2937"/>
+          <w:sz w:val="21"/>
+        </w:rPr>
+        <w:t xml:space="preserve">빈티지 감상 제언: </w:t>
+      </w:r>
+      <w:r>
+        <w:rPr w:rFonts="맑은 고딕">
+          <w:rFonts w:ascii="맑은 고딕" w:hAnsi="맑은 고딕" w:eastAsia="맑은 고딕"/>
+          <w:b w:val="0"/>
+          <w:sz w:val="21"/>
+        </w:rPr>
+        <w:t>진공관 앰프가 자아내는 온기 어린 배음과 턴테이블 바늘이 긁어내는 티볼리 가든 홀의 풍성한 공간 잔향은 디지털 음원으로는 결코 재현할 수 없는 아날로그만의 축복입니다. 실내의 조도를 낮추고 어사 키트의 숨결이 스피커 중앙에 또렷이 맺히는 순간을 온전히 응시하며 감상하기를 권합니다.</w:t>
+      </w:r>
+    </w:p>
+    <w:p>
+      <w:pPr>
+        <w:spacing w:line="324" w:lineRule="auto" w:after="80"/>
+      </w:pPr>
+      <w:r>
+        <w:rPr w:rFonts="맑은 고딕">
+          <w:rFonts w:ascii="맑은 고딕" w:hAnsi="맑은 고딕" w:eastAsia="맑은 고딕"/>
+          <w:b w:val="0"/>
+          <w:color w:val="6B7280"/>
+          <w:sz w:val="21"/>
+        </w:rPr>
+        <w:t xml:space="preserve">· </w:t>
+      </w:r>
+      <w:r>
+        <w:rPr w:rFonts="맑은 고딕">
+          <w:rFonts w:ascii="맑은 고딕" w:hAnsi="맑은 고딕" w:eastAsia="맑은 고딕"/>
+          <w:b/>
+          <w:color w:val="1F2937"/>
+          <w:sz w:val="21"/>
+        </w:rPr>
+        <w:t xml:space="preserve">소장 가치: </w:t>
+      </w:r>
+      <w:r>
+        <w:rPr w:rFonts="맑은 고딕">
+          <w:rFonts w:ascii="맑은 고딕" w:hAnsi="맑은 고딕" w:eastAsia="맑은 고딕"/>
+          <w:b w:val="0"/>
+          <w:sz w:val="21"/>
+        </w:rPr>
+        <w:t>20세기 보컬 예술의 한 획을 그은 불세출의 디바가 가장 찬란하게 빛나던 무대의 찰나를 원초적인 아날로그 음향으로 만날 수 있다는 점에서, 정통 LP 수집가라면 결코 지나칠 수 없는 필청 음반입니다.</w:t>
+      </w:r>
+    </w:p>
+    <w:p>
+      <w:pPr>
+        <w:spacing w:line="324" w:lineRule="auto" w:after="120" w:before="160"/>
+      </w:pPr>
+      <w:r>
+        <w:rPr w:rFonts="맑은 고딕">
+          <w:rFonts w:ascii="맑은 고딕" w:hAnsi="맑은 고딕" w:eastAsia="맑은 고딕"/>
+          <w:b/>
+          <w:color w:val="4338CA"/>
+          <w:sz w:val="21"/>
+        </w:rPr>
+        <w:t>이 음반을 통해 코펜하겐의 낭만적인 밤을 수놓았던 어사 키트의 관능적이고도 순수한 예술혼이 전해주는 감동을 다시 한번 경험해 보시는 것은 어떨까요?</w:t>
       </w:r>
     </w:p>
     <w:sectPr>
       <w:pgSz w:w="12240" w:h="15840"/>
-      <w:pgMar w:top="1440" w:right="1440" w:bottom="1440" w:left="1440" w:header="720" w:footer="720" w:gutter="0"/>
+      <w:pgMar w:top="1152" w:right="1296" w:bottom="1152" w:left="1296" w:header="720" w:footer="720" w:gutter="0"/>
       <w:cols w:space="720"/>
       <w:docGrid w:linePitch="360"/>
     </w:sectPr>

--- a/word_reports/LP_0133_위치_706_Eartha Kitt_C'est si bon,.docx
+++ b/word_reports/LP_0133_위치_706_Eartha Kitt_C'est si bon,.docx
@@ -32,7 +32,7 @@
     </w:p>
     <w:p>
       <w:pPr>
-        <w:spacing w:line="324" w:lineRule="auto" w:before="80" w:after="160"/>
+        <w:spacing w:line="324" w:lineRule="auto" w:before="80" w:after="120"/>
       </w:pPr>
       <w:r>
         <w:rPr w:rFonts="맑은 고딕">
@@ -42,13 +42,6 @@
           <w:sz w:val="22"/>
         </w:rPr>
         <w:t xml:space="preserve">[음반 소개] </w:t>
-      </w:r>
-      <w:r>
-        <w:rPr w:rFonts="맑은 고딕">
-          <w:rFonts w:ascii="맑은 고딕" w:hAnsi="맑은 고딕" w:eastAsia="맑은 고딕"/>
-          <w:b w:val="0"/>
-          <w:sz w:val="21"/>
-        </w:rPr>
       </w:r>
     </w:p>
     <w:p>
@@ -61,7 +54,46 @@
           <w:b w:val="0"/>
           <w:sz w:val="21"/>
         </w:rPr>
-        <w:t>도회적인 관능과 고혹적인 서정성을 동시에 품은 20세기 불멸의 디바, 어사 키트의 살아 숨 쉬는 무대 예술이 담긴 실황 명반입니다. 덴마크 코펜하겐 티볼리 가든의 낭만적인 밤공기를 배경으로, 그녀 특유의 유려한 음색과 드라마틱한 무대 장악력이 눈앞에 생생한 회화처럼 펼쳐집니다. 재즈와 카바레, 샹송의 경계를 자유로이 유영하며 관객의 숨소리마저 음악으로 승화시킨 이 앨범은 반세기가 흐른 지금까지도 가슴 벅찬 전율과 짙은 여운을 선사합니다.</w:t>
+        <w:t>‘지상에서 가장 매혹적인 고양이’라는 오손 웰스의 찬사는 결코 과장이 아니었습니다. 어사 키트(Eartha Kitt)는 20세기 대중음악사와 무대 예술계를 통틀어 유례를 찾아볼 수 없을 만큼 치명적인 관능과 날카로운 지성, 그리고 꺾이지 않는 당당한 자존감을 동시에 발산했던 전설적인 디바였습니다. 그녀의 무대는 언제나 단순한 가창의 영역을 넘어선 한 편의 정교한 모노드라마였으며, 덴마크 코펜하겐의 유서 깊은 유원지 티볼리 가든(Tivoli Gardens)에서 펼쳐진 이 실황 무대는 바로 그 마법 같은 아우라가 정점에 달했던 순간을 고스란히 박제하고 있습니다.</w:t>
+      </w:r>
+    </w:p>
+    <w:p>
+      <w:pPr>
+        <w:spacing w:line="324" w:lineRule="auto" w:after="120"/>
+      </w:pPr>
+      <w:r>
+        <w:rPr w:rFonts="맑은 고딕">
+          <w:rFonts w:ascii="맑은 고딕" w:hAnsi="맑은 고딕" w:eastAsia="맑은 고딕"/>
+          <w:b w:val="0"/>
+          <w:sz w:val="21"/>
+        </w:rPr>
+        <w:t>당시 어사 키트는 베트남 전쟁 반대 발언으로 인해 조국인 미국 내에서 가혹한 정치적 탄압과 블랙리스트의 시련을 겪어야 했습니다. 그러나 자유와 예술을 존중하던 유럽의 관객들은 그녀의 상처 입은 날개를 따뜻하게 품어 안았고, 코펜하겐의 밤을 수놓은 본 공연은 그러한 예술적 망명과 교감의 정점에서 탄생한 위대한 기록이 되었습니다. 무대 위에서 그녀는 자신을 향했던 억압을 비웃듯 다국어 가사를 능수능란하게 오가며, 인간의 내면에 자리한 원초적인 욕망과 삶의 쾌락, 그리고 은밀한 슬픔을 도발적이면서도 우아한 목소리로 풀어냅니다.</w:t>
+      </w:r>
+    </w:p>
+    <w:p>
+      <w:pPr>
+        <w:spacing w:line="324" w:lineRule="auto" w:after="120"/>
+      </w:pPr>
+      <w:r>
+        <w:rPr w:rFonts="맑은 고딕">
+          <w:rFonts w:ascii="맑은 고딕" w:hAnsi="맑은 고딕" w:eastAsia="맑은 고딕"/>
+          <w:b w:val="0"/>
+          <w:sz w:val="21"/>
+        </w:rPr>
+        <w:t>타이틀곡인 ‘C'est si bon(너무 좋아요)’을 비롯해 음반 전반을 지배하는 그녀의 보컬은 벨벳처럼 부드러우면서도 맹수의 발톱처럼 예리합니다. 특유의 ‘가르랑거리는’ 비브라토와 절묘한 타이밍의 낭독조 전달력은 카바레 팝과 정통 보컬 재즈가 도달할 수 있는 가장 세련된 미학을 구현합니다. 그녀가 전하고자 했던 철학은 분명했습니다. 세상의 위선과 편견 앞에서도 예술가는 자신의 삶을 온전히 사랑하고 유희할 권리가 있다는 해방의 메시지였습니다.</w:t>
+      </w:r>
+    </w:p>
+    <w:p>
+      <w:pPr>
+        <w:spacing w:line="324" w:lineRule="auto" w:after="120"/>
+      </w:pPr>
+      <w:r>
+        <w:rPr w:rFonts="맑은 고딕">
+          <w:rFonts w:ascii="맑은 고딕" w:hAnsi="맑은 고딕" w:eastAsia="맑은 고딕"/>
+          <w:b w:val="0"/>
+          <w:sz w:val="21"/>
+        </w:rPr>
+        <w:t>반세기에 가까운 세월이 흐른 오늘날, 턴테이블 위에서 회전하는 본 LP는 단순히 흘러간 옛 라이브의 복원을 넘어섭니다. 티볼리의 밤하늘 아래 모여든 관객들의 숨결, 잔 부딪히는 소리, 그리고 마이크를 쥐고 무대를 장악하던 한 거장의 전율 어린 숨결이 생생한 아날로그의 질감으로 살아 숨 쉽니다. 시대의 부침에 결코 굴복하지 않았던 위대한 여성 예술가의 불꽃 같은 생명력이 묵직한 서정적 감동이 되어 청자의 가슴속 깊은 곳을 파고듭니다.</w:t>
       </w:r>
     </w:p>
     <w:p>
@@ -168,7 +200,7 @@
           <w:b w:val="0"/>
           <w:sz w:val="21"/>
         </w:rPr>
-        <w:t>덴마크 코펜하겐의 유서 깊은 티볼리 가든 콘서트홀 실황을 담아 유럽 유수의 음반사를 통해 발매된 라이브 음반으로, 무대 위 어사 키트의 절정기 기량과 독보적인 쇼맨십을 고스란히 보존한 역사적 기록물입니다.</w:t>
+        <w:t>덴마크 코펜하겐의 상징적인 문화 명소인 티볼리 가든 콘서트홀 실황을 담아낸 라이브 앨범으로, 유럽 무대에서 독보적인 위상을 누리던 어사 키트의 최전성기 무대 예술을 보존한 역사적 음반입니다.</w:t>
       </w:r>
     </w:p>
     <w:p>
@@ -199,7 +231,7 @@
           <w:b w:val="0"/>
           <w:sz w:val="21"/>
         </w:rPr>
-        <w:t>발매 당시 유럽 전역의 재즈 및 팝 애호가들 사이에서 열렬한 반응을 이끌어내며 카바레 라이브 음반으로서는 이례적인 롱셀러를 기록하였고, 오디오파일과 바이닐 컬렉터들의 찬사를 받았습니다.</w:t>
+        <w:t>발매 당시 유럽 전역의 카바레 및 성인 오리엔티드 팝 애호가들 사이에서 열렬한 지지를 얻었으며, 세련된 무대 매너를 갈망하던 오디오파일과 컬렉터들의 입소문을 타고 스테디셀러로 확고히 자리 잡았습니다.</w:t>
       </w:r>
     </w:p>
     <w:p>
@@ -230,7 +262,7 @@
           <w:b w:val="0"/>
           <w:sz w:val="21"/>
         </w:rPr>
-        <w:t>그래미 어워드 및 토니상, 에미상 후보에 빛나는 전방위적 거장으로서의 명성을 입증하듯, 당대 유수의 음악 비평지로부터 '무대 예술의 정수를 포착한 완벽한 실황'이라는 찬사를 받았습니다.</w:t>
+        <w:t>토니상, 그래미상, 에미상 후보에 두루 오르며 반세기 넘게 무대와 스크린을 지배한 어사 키트의 예술적 공로를 증명하는 대표적인 유럽 실황 명반으로 평가받고 있습니다.</w:t>
       </w:r>
     </w:p>
     <w:p>
@@ -275,7 +307,7 @@
           <w:b w:val="0"/>
           <w:sz w:val="21"/>
         </w:rPr>
-        <w:t>미국</w:t>
+        <w:t>미국 (United States)</w:t>
       </w:r>
     </w:p>
     <w:p>
@@ -306,7 +338,7 @@
           <w:b w:val="0"/>
           <w:sz w:val="21"/>
         </w:rPr>
-        <w:t>1927년 1월 17일 ~ 2008년 12월 25일</w:t>
+        <w:t>1927년 1월 17일 – 2008년 12월 25일</w:t>
       </w:r>
     </w:p>
     <w:p>
@@ -337,7 +369,7 @@
           <w:b w:val="0"/>
           <w:sz w:val="21"/>
         </w:rPr>
-        <w:t>솔로</w:t>
+        <w:t>솔로 (Solo)</w:t>
       </w:r>
     </w:p>
     <w:p>
@@ -368,7 +400,7 @@
           <w:b w:val="0"/>
           <w:sz w:val="21"/>
         </w:rPr>
-        <w:t>오손 웰스로부터 '세상에서 가장 매혹적인 여성'이라 헌사를 받았던 어사 키트는 특유의 나직한 고양이 같은 가르릉거림(Purr)과 드라마틱한 비브라토로 팝과 재즈, 연극계를 뒤흔든 전설적인 엔터테이너입니다. 다국어 구사를 바탕으로 한 국제적인 감각과 당당한 카리스마로 인종과 장르의 벽을 무너뜨리며 20세기 대중문화사에 독보적인 발자취를 남겼습니다.</w:t>
+        <w:t>어사 키트는 독보적인 음색과 다국어 가창 능력, 도발적인 무대 연출로 20세기 대중문화를 뒤흔든 아프리카계 미국인 디바입니다. 인종 차별과 정치적 억압 속에서도 타협하지 않는 예술혼을 지켜냈으며, 팝·재즈 보컬리스트이자 배우로서 전 세계 대중음악사에 불멸의 족적을 남겼습니다.</w:t>
       </w:r>
     </w:p>
     <w:p>
@@ -413,7 +445,7 @@
           <w:b w:val="0"/>
           <w:sz w:val="21"/>
         </w:rPr>
-        <w:t>스튜디오의 정제된 환경을 넘어 어사 키트라는 아티스트의 본질인 '무대 위의 마력'이 가감 없이 분출된 음반으로, 팝과 카바레 퍼포먼스가 도달할 수 있는 미학적 정점을 보여줍니다. 관객과 호흡하며 순간을 영원으로 바꾸는 라이브의 생명력을 완벽히 입증한 수작입니다.</w:t>
+        <w:t>스튜디오의 정제된 환경을 벗어나 무대 위 즉흥성과 연극적 긴장감이 어떻게 대중음악을 고전 예술의 경지로 끌어올릴 수 있는지를 입증한 카바레 보컬의 교과서적 음반입니다.</w:t>
       </w:r>
     </w:p>
     <w:p>
@@ -444,7 +476,7 @@
           <w:b w:val="0"/>
           <w:sz w:val="21"/>
         </w:rPr>
-        <w:t>격동의 시대를 지나며 자유와 낭만을 갈망하던 당대 유럽 문화계의 우아한 분위기와, 덴마크 여름밤을 수놓은 관객들의 뜨거운 갈채가 그대로 아로새겨져 있습니다. 어사 키트의 도발적이면서도 세련된 위트에 매료되어 숨을 죽이고 탄성을 내뱉던 시대의 순수한 열망이 바이닐의 소릿골에 생생히 흐릅니다.</w:t>
+        <w:t>냉전의 긴장과 미국 내 사회적 갈등 속에서 유럽으로 무대를 옮겨야 했던 아티스트의 굴곡진 서사가 배어 있습니다. 북유럽의 낭만적인 밤공기와 어우러진 자유분방한 무대는 당대 자유를 갈망하던 세계 청년 문화의 지향점과도 맞닿아 있습니다.</w:t>
       </w:r>
     </w:p>
     <w:p>
@@ -489,7 +521,7 @@
           <w:b w:val="0"/>
           <w:sz w:val="21"/>
         </w:rPr>
-        <w:t>표제곡이자 불후의 명곡인 'C'est si bon'에서는 언어를 초월한 관능미와 능란한 완급 조절이 극치를 이루며, 카바레 샹송 넘버들과 스탠더드 팝 곡들이 어우러져 한 편의 잘 짜인 모노드라마를 감상하는 듯한 깊은 흡인력을 자아냅니다.</w:t>
+        <w:t>시그니처 트랙 ‘C'est si bon’에서는 혀끝을 굴리는 프랑스어의 유려함과 장난기 어린 관능미가 절정을 이루며, ‘I Want to Be Evil’ 등의 넘버에서는 위트 넘치는 자기 풍자와 극적인 다이내믹이 청중의 탄성을 자아냅니다.</w:t>
       </w:r>
     </w:p>
     <w:p>
@@ -520,7 +552,7 @@
           <w:b w:val="0"/>
           <w:sz w:val="21"/>
         </w:rPr>
-        <w:t>진공관 앰프가 자아내는 온기 어린 배음과 턴테이블 바늘이 긁어내는 티볼리 가든 홀의 풍성한 공간 잔향은 디지털 음원으로는 결코 재현할 수 없는 아날로그만의 축복입니다. 실내의 조도를 낮추고 어사 키트의 숨결이 스피커 중앙에 또렷이 맺히는 순간을 온전히 응시하며 감상하기를 권합니다.</w:t>
+        <w:t>진공관 앰프 특유의 포근한 배음과 중역대의 밀도감이 필수적인 음반입니다. 카트리지의 바늘이 소리골을 탈 때 피어오르는 홀의 잔향과 객석의 박수 소리는 마치 1970년대 코펜하겐의 유서 깊은 콘서트홀 한가운데 앉아 있는 듯한 입체적인 공간감을 선사합니다.</w:t>
       </w:r>
     </w:p>
     <w:p>
@@ -551,7 +583,7 @@
           <w:b w:val="0"/>
           <w:sz w:val="21"/>
         </w:rPr>
-        <w:t>20세기 보컬 예술의 한 획을 그은 불세출의 디바가 가장 찬란하게 빛나던 무대의 찰나를 원초적인 아날로그 음향으로 만날 수 있다는 점에서, 정통 LP 수집가라면 결코 지나칠 수 없는 필청 음반입니다.</w:t>
+        <w:t>스튜디오 정규반에서는 결코 느낄 수 없는 어사 키트 특유의 현장 카리스마와 숨소리 하나까지 생생하게 기록된 희귀한 실황 음원으로서, 보컬 바이닐 컬렉터라면 반드시 랙의 상단에 꽂아두어야 할 영구 보존의 가치를 지닙니다.</w:t>
       </w:r>
     </w:p>
     <w:p>
@@ -565,7 +597,7 @@
           <w:color w:val="4338CA"/>
           <w:sz w:val="21"/>
         </w:rPr>
-        <w:t>이 음반을 통해 코펜하겐의 낭만적인 밤을 수놓았던 어사 키트의 관능적이고도 순수한 예술혼이 전해주는 감동을 다시 한번 경험해 보시는 것은 어떨까요?</w:t>
+        <w:t>이 음반을 통해 한 시대를 당당하게 호흡했던 세기의 디바가 코펜하겐의 밤하늘 아래 전해주는 감동을 다시 한번 경험해 보시는 것은 어떨까요?</w:t>
       </w:r>
     </w:p>
     <w:sectPr>
